--- a/reports/skill_report.docx
+++ b/reports/skill_report.docx
@@ -1463,7 +1463,7 @@
           <w:b w:val="0"/>
           <w:i w:val="0"/>
         </w:rPr>
-        <w:t>The interface is a single web page titled "Can a model spot malware without running it?" that reads top to bottom as the whole presentation, in nine numbered sections, with no tabs or side panels.</w:t>
+        <w:t>The interface is a single web page titled "Can a model spot malware without running it?" that reads top to bottom as the whole presentation, in ten numbered sections, with no tabs or side panels.</w:t>
       </w:r>
     </w:p>
     <w:p>
@@ -1496,7 +1496,7 @@
           <w:b w:val="0"/>
           <w:i w:val="0"/>
         </w:rPr>
-        <w:t xml:space="preserve"> The question, the data (with a timeline of the training and future weeks), the contenders, how they were compared, the results (a chart of every model with 95% confidence intervals), the winner and why, what was learned, and the limits. Every number is read from reports/tables/.</w:t>
+        <w:t xml:space="preserve"> The question, the data (with a timeline of the training and future weeks), the contenders, how they were compared, the results (a chart of every model with 95% confidence intervals), a full scorecard (AUC, accuracy, precision, recall, F1 and false-alarm rate for every model on both tests, the deployed model's confusion matrix, and the cross-validation scores), the winner and why, what was learned, and the limits. Every number is read from reports/tables/.</w:t>
       </w:r>
     </w:p>
     <w:p>
